--- a/thesis_paper/manuscript_5_chapter/docx_output/chapter0_abstract.docx
+++ b/thesis_paper/manuscript_5_chapter/docx_output/chapter0_abstract.docx
@@ -1123,637 +1123,7 @@
         <w:t xml:space="preserve">: Spatiotemporal Field Reconstruction; Sparse Observation; Observation Operator Consistency; Scientific Machine Learning (SciML); Sequential Training; Transformer</w:t>
       </w:r>
     </w:p>
-    <w:p>
-      <w:r>
-        <w:pict>
-          <v:rect style="width:0;height:1.5pt" o:hralign="center" o:hrstd="t" o:hr="t"/>
-        </w:pict>
-      </w:r>
-    </w:p>
     <w:bookmarkEnd w:id="21"/>
-    <w:bookmarkStart w:id="22" w:name="abstract-1"/>
-    <w:p>
-      <w:pPr>
-        <w:pStyle w:val="2"/>
-      </w:pPr>
-      <w:r>
-        <w:t xml:space="preserve">ABSTRACT</w:t>
-      </w:r>
-    </w:p>
-    <w:p>
-      <w:pPr>
-        <w:pStyle w:val="11"/>
-      </w:pPr>
-      <w:r>
-        <w:t xml:space="preserve">In computational physics, environmental monitoring, and industrial digital twins, reconstructing high-resolution spatiotemporal fields from sparse sensor observations is a critical link between the physical world and digital models. However, constrained by deployment costs, communication bandwidth, and environmental complexities, practical observations are often characterized by extreme sparsity (coverage</w:t>
-      </w:r>
-      <w:r>
-        <w:t xml:space="preserve"> </w:t>
-      </w:r>
-      <m:oMath>
-        <m:r>
-          <m:rPr>
-            <m:sty m:val="p"/>
-          </m:rPr>
-          <m:t>&lt;</m:t>
-        </m:r>
-        <m:r>
-          <m:t>5</m:t>
-        </m:r>
-        <m:r>
-          <m:rPr>
-            <m:sty m:val="p"/>
-          </m:rPr>
-          <m:t>%</m:t>
-        </m:r>
-      </m:oMath>
-      <w:r>
-        <w:t xml:space="preserve">), non-uniform sampling, and significant noise. Crucially, real-world observation processes involve complex physical degradations such as anti-aliasing filtering, integration effects, and boundary cropping. In contrast, existing deep learning methods often rely on idealized or simplified degradation assumptions during training. This</w:t>
-      </w:r>
-      <w:r>
-        <w:t xml:space="preserve"> </w:t>
-      </w:r>
-      <w:r>
-        <w:rPr>
-          <w:bCs/>
-          <w:b/>
-        </w:rPr>
-        <w:t xml:space="preserve">“</w:t>
-      </w:r>
-      <w:r>
-        <w:rPr>
-          <w:bCs/>
-          <w:b/>
-        </w:rPr>
-        <w:t xml:space="preserve">Operator Mismatch</w:t>
-      </w:r>
-      <w:r>
-        <w:rPr>
-          <w:bCs/>
-          <w:b/>
-        </w:rPr>
-        <w:t xml:space="preserve">”</w:t>
-      </w:r>
-      <w:r>
-        <w:t xml:space="preserve"> </w:t>
-      </w:r>
-      <w:r>
-        <w:t xml:space="preserve">between training and evaluation leads to poor generalization in real-world sparse scenarios and hinders the reproducibility of scientific conclusions.</w:t>
-      </w:r>
-    </w:p>
-    <w:p>
-      <w:pPr>
-        <w:pStyle w:val="11"/>
-      </w:pPr>
-      <w:r>
-        <w:t xml:space="preserve">To address these challenges, this thesis proposes a</w:t>
-      </w:r>
-      <w:r>
-        <w:t xml:space="preserve"> </w:t>
-      </w:r>
-      <w:r>
-        <w:rPr>
-          <w:bCs/>
-          <w:b/>
-        </w:rPr>
-        <w:t xml:space="preserve">Consistency-First Spatiotemporal Field Reconstruction Framework</w:t>
-      </w:r>
-      <w:r>
-        <w:t xml:space="preserve">. The core innovations and contributions are as follows:</w:t>
-      </w:r>
-    </w:p>
-    <w:p>
-      <w:pPr>
-        <w:pStyle w:val="11"/>
-      </w:pPr>
-      <w:r>
-        <w:rPr>
-          <w:bCs/>
-          <w:b/>
-        </w:rPr>
-        <w:t xml:space="preserve">First</w:t>
-      </w:r>
-      <w:r>
-        <w:t xml:space="preserve">, a</w:t>
-      </w:r>
-      <w:r>
-        <w:t xml:space="preserve"> </w:t>
-      </w:r>
-      <w:r>
-        <w:rPr>
-          <w:bCs/>
-          <w:b/>
-        </w:rPr>
-        <w:t xml:space="preserve">Unified Observation Operator (</w:t>
-      </w:r>
-      <m:oMath>
-        <m:r>
-          <m:t>H</m:t>
-        </m:r>
-      </m:oMath>
-      <w:r>
-        <w:rPr>
-          <w:bCs/>
-          <w:b/>
-        </w:rPr>
-        <w:t xml:space="preserve">)</w:t>
-      </w:r>
-      <w:r>
-        <w:t xml:space="preserve"> </w:t>
-      </w:r>
-      <w:r>
-        <w:t xml:space="preserve">is constructed, with the training-time degradation operator</w:t>
-      </w:r>
-      <w:r>
-        <w:t xml:space="preserve"> </w:t>
-      </w:r>
-      <m:oMath>
-        <m:r>
-          <m:t>D</m:t>
-        </m:r>
-        <m:r>
-          <m:t>C</m:t>
-        </m:r>
-      </m:oMath>
-      <w:r>
-        <w:t xml:space="preserve"> </w:t>
-      </w:r>
-      <w:r>
-        <w:t xml:space="preserve">strictly constrained as</w:t>
-      </w:r>
-      <w:r>
-        <w:t xml:space="preserve"> </w:t>
-      </w:r>
-      <m:oMath>
-        <m:r>
-          <m:t>D</m:t>
-        </m:r>
-        <m:r>
-          <m:t>C</m:t>
-        </m:r>
-        <m:r>
-          <m:rPr>
-            <m:sty m:val="p"/>
-          </m:rPr>
-          <m:t>≡</m:t>
-        </m:r>
-        <m:r>
-          <m:t>H</m:t>
-        </m:r>
-      </m:oMath>
-      <w:r>
-        <w:t xml:space="preserve">. This operator integrates anti-aliasing pre-filtering, non-uniform sampling, and boundary alignment rules, fundamentally eliminating implicit biases introduced by operator approximations.</w:t>
-      </w:r>
-    </w:p>
-    <w:p>
-      <w:pPr>
-        <w:pStyle w:val="11"/>
-      </w:pPr>
-      <w:r>
-        <w:rPr>
-          <w:bCs/>
-          <w:b/>
-        </w:rPr>
-        <w:t xml:space="preserve">Second</w:t>
-      </w:r>
-      <w:r>
-        <w:t xml:space="preserve">, to overcome optimization difficulties under sparse data, a</w:t>
-      </w:r>
-      <w:r>
-        <w:t xml:space="preserve"> </w:t>
-      </w:r>
-      <w:r>
-        <w:rPr>
-          <w:bCs/>
-          <w:b/>
-        </w:rPr>
-        <w:t xml:space="preserve">Sequential Spatiotemporal Curriculum Learning</w:t>
-      </w:r>
-      <w:r>
-        <w:t xml:space="preserve"> </w:t>
-      </w:r>
-      <w:r>
-        <w:t xml:space="preserve">strategy is proposed. The complex reconstruction task is decoupled into three progressive stages:</w:t>
-      </w:r>
-      <w:r>
-        <w:t xml:space="preserve"> </w:t>
-      </w:r>
-      <w:r>
-        <w:t xml:space="preserve">“</w:t>
-      </w:r>
-      <w:r>
-        <w:t xml:space="preserve">Spatial Structure Reconstruction</w:t>
-      </w:r>
-      <w:r>
-        <w:t xml:space="preserve"> </w:t>
-      </w:r>
-      <m:oMath>
-        <m:r>
-          <m:rPr>
-            <m:sty m:val="p"/>
-          </m:rPr>
-          <m:t>→</m:t>
-        </m:r>
-      </m:oMath>
-      <w:r>
-        <w:t xml:space="preserve"> </w:t>
-      </w:r>
-      <w:r>
-        <w:t xml:space="preserve">Temporal Evolution Prediction</w:t>
-      </w:r>
-      <w:r>
-        <w:t xml:space="preserve"> </w:t>
-      </w:r>
-      <m:oMath>
-        <m:r>
-          <m:rPr>
-            <m:sty m:val="p"/>
-          </m:rPr>
-          <m:t>→</m:t>
-        </m:r>
-      </m:oMath>
-      <w:r>
-        <w:t xml:space="preserve"> </w:t>
-      </w:r>
-      <w:r>
-        <w:t xml:space="preserve">Joint Spatiotemporal Fine-tuning.</w:t>
-      </w:r>
-      <w:r>
-        <w:t xml:space="preserve">”</w:t>
-      </w:r>
-      <w:r>
-        <w:t xml:space="preserve"> </w:t>
-      </w:r>
-      <w:r>
-        <w:t xml:space="preserve">This approach effectively circumvents the risk of convergence failure or model collapse often encountered when directly training on severely ill-posed problems.</w:t>
-      </w:r>
-    </w:p>
-    <w:p>
-      <w:pPr>
-        <w:pStyle w:val="11"/>
-      </w:pPr>
-      <w:r>
-        <w:rPr>
-          <w:bCs/>
-          <w:b/>
-        </w:rPr>
-        <w:t xml:space="preserve">Third</w:t>
-      </w:r>
-      <w:r>
-        <w:t xml:space="preserve">, a</w:t>
-      </w:r>
-      <w:r>
-        <w:t xml:space="preserve"> </w:t>
-      </w:r>
-      <w:r>
-        <w:rPr>
-          <w:bCs/>
-          <w:b/>
-        </w:rPr>
-        <w:t xml:space="preserve">Tri-Component Hybrid Loss</w:t>
-      </w:r>
-      <w:r>
-        <w:t xml:space="preserve"> </w:t>
-      </w:r>
-      <w:r>
-        <w:t xml:space="preserve">is designed, incorporating spatial reconstruction loss, low-frequency weighted spectral consistency loss, and observation-domain consistency loss. This objective function enforces both data fidelity and the preservation of physical conservation laws and dominant low-frequency modes.</w:t>
-      </w:r>
-    </w:p>
-    <w:p>
-      <w:pPr>
-        <w:pStyle w:val="11"/>
-      </w:pPr>
-      <w:r>
-        <w:t xml:space="preserve">Extensive experiments on the</w:t>
-      </w:r>
-      <w:r>
-        <w:t xml:space="preserve"> </w:t>
-      </w:r>
-      <w:r>
-        <w:rPr>
-          <w:bCs/>
-          <w:b/>
-        </w:rPr>
-        <w:t xml:space="preserve">PDEBench</w:t>
-      </w:r>
-      <w:r>
-        <w:t xml:space="preserve"> </w:t>
-      </w:r>
-      <w:r>
-        <w:t xml:space="preserve">Shallow Water Equation (SWE) and Diffusion-Reaction (DRD) subsets demonstrate:</w:t>
-      </w:r>
-      <w:r>
-        <w:t xml:space="preserve"> </w:t>
-      </w:r>
-      <w:r>
-        <w:t xml:space="preserve">1.</w:t>
-      </w:r>
-      <w:r>
-        <w:t xml:space="preserve"> </w:t>
-      </w:r>
-      <w:r>
-        <w:rPr>
-          <w:bCs/>
-          <w:b/>
-        </w:rPr>
-        <w:t xml:space="preserve">Accuracy Breakthrough</w:t>
-      </w:r>
-      <w:r>
-        <w:t xml:space="preserve">: On the SWE full-field reconstruction task, the proposed method increases PSNR from</w:t>
-      </w:r>
-      <w:r>
-        <w:t xml:space="preserve"> </w:t>
-      </w:r>
-      <m:oMath>
-        <m:r>
-          <m:t>46.52</m:t>
-        </m:r>
-        <m:r>
-          <m:t> </m:t>
-        </m:r>
-        <m:r>
-          <m:rPr>
-            <m:sty m:val="p"/>
-          </m:rPr>
-          <m:t>d</m:t>
-        </m:r>
-        <m:r>
-          <m:rPr>
-            <m:sty m:val="p"/>
-          </m:rPr>
-          <m:t>B</m:t>
-        </m:r>
-      </m:oMath>
-      <w:r>
-        <w:t xml:space="preserve"> </w:t>
-      </w:r>
-      <w:r>
-        <w:t xml:space="preserve">(ResNetLite baseline) to</w:t>
-      </w:r>
-      <w:r>
-        <w:t xml:space="preserve"> </w:t>
-      </w:r>
-      <m:oMath>
-        <m:r>
-          <m:t>71.05</m:t>
-        </m:r>
-        <m:r>
-          <m:t> </m:t>
-        </m:r>
-        <m:r>
-          <m:rPr>
-            <m:sty m:val="p"/>
-          </m:rPr>
-          <m:t>d</m:t>
-        </m:r>
-        <m:r>
-          <m:rPr>
-            <m:sty m:val="p"/>
-          </m:rPr>
-          <m:t>B</m:t>
-        </m:r>
-      </m:oMath>
-      <w:r>
-        <w:t xml:space="preserve">, achieving a</w:t>
-      </w:r>
-      <w:r>
-        <w:t xml:space="preserve"> </w:t>
-      </w:r>
-      <m:oMath>
-        <m:r>
-          <m:t>24.53</m:t>
-        </m:r>
-        <m:r>
-          <m:t> </m:t>
-        </m:r>
-        <m:r>
-          <m:rPr>
-            <m:sty m:val="p"/>
-          </m:rPr>
-          <m:t>d</m:t>
-        </m:r>
-        <m:r>
-          <m:rPr>
-            <m:sty m:val="p"/>
-          </m:rPr>
-          <m:t>B</m:t>
-        </m:r>
-      </m:oMath>
-      <w:r>
-        <w:rPr>
-          <w:bCs/>
-          <w:b/>
-        </w:rPr>
-        <w:t xml:space="preserve"> </w:t>
-      </w:r>
-      <w:r>
-        <w:rPr>
-          <w:bCs/>
-          <w:b/>
-        </w:rPr>
-        <w:t xml:space="preserve">gain</w:t>
-      </w:r>
-      <w:r>
-        <w:t xml:space="preserve"> </w:t>
-      </w:r>
-      <w:r>
-        <w:t xml:space="preserve">with only</w:t>
-      </w:r>
-      <w:r>
-        <w:t xml:space="preserve"> </w:t>
-      </w:r>
-      <m:oMath>
-        <m:r>
-          <m:t>1</m:t>
-        </m:r>
-        <m:r>
-          <m:rPr>
-            <m:sty m:val="p"/>
-          </m:rPr>
-          <m:t>/</m:t>
-        </m:r>
-        <m:r>
-          <m:t>10</m:t>
-        </m:r>
-      </m:oMath>
-      <w:r>
-        <w:t xml:space="preserve"> </w:t>
-      </w:r>
-      <w:r>
-        <w:t xml:space="preserve">the parameters of comparable large models.</w:t>
-      </w:r>
-      <w:r>
-        <w:t xml:space="preserve"> </w:t>
-      </w:r>
-      <w:r>
-        <w:t xml:space="preserve">2.</w:t>
-      </w:r>
-      <w:r>
-        <w:t xml:space="preserve"> </w:t>
-      </w:r>
-      <w:r>
-        <w:rPr>
-          <w:bCs/>
-          <w:b/>
-        </w:rPr>
-        <w:t xml:space="preserve">Sparse Robustness Verification</w:t>
-      </w:r>
-      <w:r>
-        <w:t xml:space="preserve">: In DRD spatiotemporal prediction under extremely sparse observations (</w:t>
-      </w:r>
-      <m:oMath>
-        <m:r>
-          <m:t>16</m:t>
-        </m:r>
-        <m:r>
-          <m:rPr>
-            <m:sty m:val="p"/>
-          </m:rPr>
-          <m:t>×</m:t>
-        </m:r>
-        <m:r>
-          <m:t>16</m:t>
-        </m:r>
-      </m:oMath>
-      <w:r>
-        <w:t xml:space="preserve"> </w:t>
-      </w:r>
-      <w:r>
-        <w:t xml:space="preserve">window, covering only</w:t>
-      </w:r>
-      <w:r>
-        <w:t xml:space="preserve"> </w:t>
-      </w:r>
-      <m:oMath>
-        <m:r>
-          <m:t>1.56</m:t>
-        </m:r>
-        <m:r>
-          <m:rPr>
-            <m:sty m:val="p"/>
-          </m:rPr>
-          <m:t>%</m:t>
-        </m:r>
-      </m:oMath>
-      <w:r>
-        <w:t xml:space="preserve"> </w:t>
-      </w:r>
-      <w:r>
-        <w:t xml:space="preserve">of the domain), the framework prevents the model collapse observed in baselines, stabilizing the relative error (</w:t>
-      </w:r>
-      <m:oMath>
-        <m:r>
-          <m:rPr>
-            <m:sty m:val="p"/>
-          </m:rPr>
-          <m:t>R</m:t>
-        </m:r>
-        <m:r>
-          <m:rPr>
-            <m:sty m:val="p"/>
-          </m:rPr>
-          <m:t>e</m:t>
-        </m:r>
-        <m:r>
-          <m:rPr>
-            <m:sty m:val="p"/>
-          </m:rPr>
-          <m:t>l</m:t>
-        </m:r>
-        <m:r>
-          <m:rPr>
-            <m:nor/>
-            <m:sty m:val="p"/>
-          </m:rPr>
-          <m:t>-</m:t>
-        </m:r>
-        <m:sSub>
-          <m:e>
-            <m:r>
-              <m:t>L</m:t>
-            </m:r>
-          </m:e>
-          <m:sub>
-            <m:r>
-              <m:t>2</m:t>
-            </m:r>
-          </m:sub>
-        </m:sSub>
-      </m:oMath>
-      <w:r>
-        <w:t xml:space="preserve">) at</w:t>
-      </w:r>
-      <w:r>
-        <w:t xml:space="preserve"> </w:t>
-      </w:r>
-      <m:oMath>
-        <m:r>
-          <m:t>0.1783</m:t>
-        </m:r>
-      </m:oMath>
-      <w:r>
-        <w:t xml:space="preserve">. Compared to end-to-end joint training strategies, the sequential learning approach accelerates training convergence by</w:t>
-      </w:r>
-      <w:r>
-        <w:t xml:space="preserve"> </w:t>
-      </w:r>
-      <w:r>
-        <w:rPr>
-          <w:bCs/>
-          <w:b/>
-        </w:rPr>
-        <w:t xml:space="preserve">2.3 times</w:t>
-      </w:r>
-      <w:r>
-        <w:t xml:space="preserve"> </w:t>
-      </w:r>
-      <w:r>
-        <w:t xml:space="preserve">while maintaining comparable accuracy, significantly improving engineering feasibility.</w:t>
-      </w:r>
-      <w:r>
-        <w:t xml:space="preserve"> </w:t>
-      </w:r>
-      <w:r>
-        <w:t xml:space="preserve">3.</w:t>
-      </w:r>
-      <w:r>
-        <w:t xml:space="preserve"> </w:t>
-      </w:r>
-      <w:r>
-        <w:rPr>
-          <w:bCs/>
-          <w:b/>
-        </w:rPr>
-        <w:t xml:space="preserve">Engineering Feasibility</w:t>
-      </w:r>
-      <w:r>
-        <w:t xml:space="preserve">: Resource analysis confirms that the proposed lightweight Transformer variants achieve SOTA accuracy while maintaining inference latency and memory usage demonstrating potential for deployment on edge computing devices.</w:t>
-      </w:r>
-    </w:p>
-    <w:p>
-      <w:pPr>
-        <w:pStyle w:val="11"/>
-      </w:pPr>
-      <w:r>
-        <w:t xml:space="preserve">This study demonstrates that by strictly enforcing the observation operator consistency and incorporating sequential physical priors, deep learning models can achieve high-fidelity physical field reconstruction even under extremely sparse observations, offering new theoretical perspectives and technical pathways for low-cost, high-precision industrial monitoring systems.</w:t>
-      </w:r>
-    </w:p>
-    <w:p>
-      <w:pPr>
-        <w:pStyle w:val="11"/>
-      </w:pPr>
-      <w:r>
-        <w:rPr>
-          <w:bCs/>
-          <w:b/>
-        </w:rPr>
-        <w:t xml:space="preserve">Keywords</w:t>
-      </w:r>
-      <w:r>
-        <w:t xml:space="preserve">: Spatiotemporal Field Reconstruction; Sparse Observation; Observation Operator Consistency; Scientific Machine Learning (SciML); Sequential Training; Transformer</w:t>
-      </w:r>
-    </w:p>
-    <w:bookmarkEnd w:id="22"/>
     <w:sectPr>
       <w:headerReference r:id="rId12" w:type="even"/>
       <w:headerReference r:id="rId10" w:type="default"/>
